--- a/documents/generated/przeniesienie-praw.docx
+++ b/documents/generated/przeniesienie-praw.docx
@@ -12,7 +12,7 @@
     </w:p>
     <w:p>
       <w:r>
-        <w:t>Projekt do uzgodnienia • wersja 1.0</w:t>
+        <w:t>Projekt do uzgodnienia • wersja 1.1</w:t>
       </w:r>
     </w:p>
     <w:p>
@@ -97,7 +97,7 @@
     </w:p>
     <w:p>
       <w:r>
-        <w:t>Wynagrodzenie za opisane przeniesienie: [Wynagrodzenie za przeniesienie praw], ceny [Sposób podania cen]. Moment skutecznego przejścia praw: [Moment skutecznego przeniesienia praw]. Pozostałe rozliczenia: [Płatności etapowe i warunki].</w:t>
+        <w:t>Wynagrodzenie za opisane przeniesienie: [Wynagrodzenie za przeniesienie praw], ceny brutto. Moment skutecznego przejścia praw: [Moment skutecznego przeniesienia praw]. Pozostałe rozliczenia: [Płatności etapowe i warunki].</w:t>
       </w:r>
     </w:p>
     <w:p>
@@ -145,7 +145,7 @@
       <w:pStyle w:val="Footer"/>
     </w:pPr>
     <w:r>
-      <w:t xml:space="preserve">WZÓR B2B • PROJEKT DO UZGODNIENIA • WERSJA 1.0  |  </w:t>
+      <w:t xml:space="preserve">WZÓR B2B • PROJEKT DO UZGODNIENIA • WERSJA 1.1  |  </w:t>
     </w:r>
     <w:fldSimple w:instr="PAGE"/>
   </w:p>

--- a/documents/generated/przeniesienie-praw.docx
+++ b/documents/generated/przeniesienie-praw.docx
@@ -12,7 +12,7 @@
     </w:p>
     <w:p>
       <w:r>
-        <w:t>Projekt do uzgodnienia • wersja 1.1</w:t>
+        <w:t>Projekt do uzgodnienia • wersja 1.2</w:t>
       </w:r>
     </w:p>
     <w:p>
@@ -30,7 +30,7 @@
     </w:p>
     <w:p>
       <w:r>
-        <w:t>Zawarto w [Miejscowość podpisania] dnia [Data dokumentu] pomiędzy: [Pełna nazwa prawna wykonawcy], adres: [Adres wykonawcy], NIP: 6272742701, reprezentacja: [Osoba reprezentująca wykonawcę i podstawa umocowania], e-mail: kontakt@dawkoz.com, dalej „Wykonawca”, a [Pełna nazwa zamawiającego], adres: [Adres zamawiającego], NIP: [NIP zamawiającego], reprezentacja: [Reprezentant zamawiającego], e-mail: [E-mail zamawiającego], dalej „Zamawiający”.</w:t>
+        <w:t>Zawarto w [Miejscowość podpisania] dnia [Data dokumentu] pomiędzy: [Pełna nazwa prawna wykonawcy], adres: [Adres wykonawcy], NIP: [NIP wykonawcy — potwierdź podmiot], reprezentacja: [Osoba reprezentująca wykonawcę i podstawa umocowania], e-mail: kontakt@dawkoz.com, dalej „Wykonawca”, a [Pełna nazwa zamawiającego], adres: [Adres zamawiającego], NIP: [NIP zamawiającego], reprezentacja: [Reprezentant zamawiającego], e-mail: [E-mail zamawiającego], dalej „Zamawiający”.</w:t>
       </w:r>
     </w:p>
     <w:p>
@@ -145,7 +145,7 @@
       <w:pStyle w:val="Footer"/>
     </w:pPr>
     <w:r>
-      <w:t xml:space="preserve">WZÓR B2B • PROJEKT DO UZGODNIENIA • WERSJA 1.1  |  </w:t>
+      <w:t xml:space="preserve">WZÓR B2B • PROJEKT DO UZGODNIENIA • WERSJA 1.2  |  </w:t>
     </w:r>
     <w:fldSimple w:instr="PAGE"/>
   </w:p>
